--- a/frontend/web/uploads/word/order.docx
+++ b/frontend/web/uploads/word/order.docx
@@ -169,7 +169,32 @@
         <w:rPr>
           <w:rFonts w:ascii="Montserrat" w:hAnsi="Montserrat"/>
         </w:rPr>
-        <w:t>«{наименование груза}»</w:t>
+        <w:t>«</w:t>
+      </w:r>
+      <w:r>
+        <w:rPr>
+          <w:rFonts w:ascii="Montserrat" w:hAnsi="Montserrat"/>
+        </w:rPr>
+        <w:t>$</w:t>
+      </w:r>
+      <w:r>
+        <w:rPr>
+          <w:rFonts w:ascii="Montserrat" w:hAnsi="Montserrat"/>
+        </w:rPr>
+        <w:t>{</w:t>
+      </w:r>
+      <w:r>
+        <w:rPr>
+          <w:rFonts w:ascii="Montserrat" w:hAnsi="Montserrat"/>
+          <w:lang w:val="en-US"/>
+        </w:rPr>
+        <w:t>name</w:t>
+      </w:r>
+      <w:r>
+        <w:rPr>
+          <w:rFonts w:ascii="Montserrat" w:hAnsi="Montserrat"/>
+        </w:rPr>
+        <w:t>}»</w:t>
       </w:r>
       <w:r>
         <w:rPr>
@@ -195,10 +220,10 @@
       </w:tblPr>
       <w:tblGrid>
         <w:gridCol w:w="1747"/>
-        <w:gridCol w:w="1716"/>
-        <w:gridCol w:w="2214"/>
-        <w:gridCol w:w="2496"/>
-        <w:gridCol w:w="1526"/>
+        <w:gridCol w:w="1714"/>
+        <w:gridCol w:w="2215"/>
+        <w:gridCol w:w="2494"/>
+        <w:gridCol w:w="1529"/>
       </w:tblGrid>
       <w:tr>
         <w:trPr>
@@ -363,8 +388,6 @@
               </w:rPr>
               <w:t>$</w:t>
             </w:r>
-            <w:bookmarkStart w:id="0" w:name="_GoBack"/>
-            <w:bookmarkEnd w:id="0"/>
             <w:r>
               <w:rPr>
                 <w:rFonts w:ascii="Montserrat" w:hAnsi="Montserrat"/>
@@ -383,8 +406,9 @@
                 <w:bCs w:val="0"/>
                 <w:sz w:val="18"/>
                 <w:szCs w:val="18"/>
-              </w:rPr>
-              <w:t>город</w:t>
+                <w:lang w:val="en-US"/>
+              </w:rPr>
+              <w:t>from</w:t>
             </w:r>
             <w:r>
               <w:rPr>
@@ -423,6 +447,15 @@
                 <w:szCs w:val="18"/>
                 <w:lang w:val="en-US"/>
               </w:rPr>
+              <w:t>$</w:t>
+            </w:r>
+            <w:r>
+              <w:rPr>
+                <w:rFonts w:ascii="Montserrat" w:hAnsi="Montserrat"/>
+                <w:sz w:val="18"/>
+                <w:szCs w:val="18"/>
+                <w:lang w:val="en-US"/>
+              </w:rPr>
               <w:t>{</w:t>
             </w:r>
             <w:r>
@@ -430,8 +463,9 @@
                 <w:rFonts w:ascii="Montserrat" w:hAnsi="Montserrat"/>
                 <w:sz w:val="18"/>
                 <w:szCs w:val="18"/>
-              </w:rPr>
-              <w:t>город</w:t>
+                <w:lang w:val="en-US"/>
+              </w:rPr>
+              <w:t>to</w:t>
             </w:r>
             <w:r>
               <w:rPr>
@@ -468,6 +502,15 @@
                 <w:szCs w:val="18"/>
                 <w:lang w:val="en-US"/>
               </w:rPr>
+              <w:t xml:space="preserve"> $</w:t>
+            </w:r>
+            <w:r>
+              <w:rPr>
+                <w:rFonts w:ascii="Montserrat" w:hAnsi="Montserrat"/>
+                <w:sz w:val="18"/>
+                <w:szCs w:val="18"/>
+                <w:lang w:val="en-US"/>
+              </w:rPr>
               <w:t>{</w:t>
             </w:r>
             <w:r>
@@ -475,8 +518,9 @@
                 <w:rFonts w:ascii="Montserrat" w:hAnsi="Montserrat"/>
                 <w:sz w:val="18"/>
                 <w:szCs w:val="18"/>
-              </w:rPr>
-              <w:t>стоимость</w:t>
+                <w:lang w:val="en-US"/>
+              </w:rPr>
+              <w:t>price</w:t>
             </w:r>
             <w:r>
               <w:rPr>
@@ -496,7 +540,7 @@
           <w:p>
             <w:pPr>
               <w:ind w:right="687"/>
-              <w:jc w:val="both"/>
+              <w:jc w:val="center"/>
               <w:cnfStyle w:val="000000100000" w:firstRow="0" w:lastRow="0" w:firstColumn="0" w:lastColumn="0" w:oddVBand="0" w:evenVBand="0" w:oddHBand="1" w:evenHBand="0" w:firstRowFirstColumn="0" w:firstRowLastColumn="0" w:lastRowFirstColumn="0" w:lastRowLastColumn="0"/>
               <w:rPr>
                 <w:rFonts w:ascii="Montserrat" w:hAnsi="Montserrat"/>
@@ -506,6 +550,15 @@
                 <w:szCs w:val="18"/>
               </w:rPr>
             </w:pPr>
+            <w:r>
+              <w:rPr>
+                <w:rFonts w:ascii="Montserrat" w:hAnsi="Montserrat"/>
+                <w:sz w:val="18"/>
+                <w:szCs w:val="18"/>
+                <w:lang w:val="en-US"/>
+              </w:rPr>
+              <w:t>$</w:t>
+            </w:r>
             <w:r>
               <w:rPr>
                 <w:rFonts w:ascii="Montserrat" w:hAnsi="Montserrat"/>
@@ -520,24 +573,9 @@
                 <w:rFonts w:ascii="Montserrat" w:hAnsi="Montserrat"/>
                 <w:sz w:val="18"/>
                 <w:szCs w:val="18"/>
-              </w:rPr>
-              <w:t>тип</w:t>
-            </w:r>
-            <w:r>
-              <w:rPr>
-                <w:rFonts w:ascii="Montserrat" w:hAnsi="Montserrat"/>
-                <w:sz w:val="18"/>
-                <w:szCs w:val="18"/>
-              </w:rPr>
-              <w:t xml:space="preserve"> п</w:t>
-            </w:r>
-            <w:r>
-              <w:rPr>
-                <w:rFonts w:ascii="Montserrat" w:hAnsi="Montserrat"/>
-                <w:sz w:val="18"/>
-                <w:szCs w:val="18"/>
-              </w:rPr>
-              <w:t>еревозки</w:t>
+                <w:lang w:val="en-US"/>
+              </w:rPr>
+              <w:t>type</w:t>
             </w:r>
             <w:r>
               <w:rPr>
@@ -557,7 +595,7 @@
           <w:p>
             <w:pPr>
               <w:ind w:right="687"/>
-              <w:jc w:val="both"/>
+              <w:jc w:val="center"/>
               <w:cnfStyle w:val="000000100000" w:firstRow="0" w:lastRow="0" w:firstColumn="0" w:lastColumn="0" w:oddVBand="0" w:evenVBand="0" w:oddHBand="1" w:evenHBand="0" w:firstRowFirstColumn="0" w:firstRowLastColumn="0" w:lastRowFirstColumn="0" w:lastRowLastColumn="0"/>
               <w:rPr>
                 <w:rFonts w:ascii="Montserrat" w:hAnsi="Montserrat"/>
@@ -566,6 +604,17 @@
                 <w:lang w:val="en-US"/>
               </w:rPr>
             </w:pPr>
+            <w:r>
+              <w:rPr>
+                <w:rFonts w:ascii="Montserrat" w:hAnsi="Montserrat"/>
+                <w:sz w:val="18"/>
+                <w:szCs w:val="18"/>
+                <w:lang w:val="en-US"/>
+              </w:rPr>
+              <w:t>$</w:t>
+            </w:r>
+            <w:bookmarkStart w:id="0" w:name="_GoBack"/>
+            <w:bookmarkEnd w:id="0"/>
             <w:r>
               <w:rPr>
                 <w:rFonts w:ascii="Montserrat" w:hAnsi="Montserrat"/>
@@ -674,8 +723,17 @@
           <w:rFonts w:ascii="Montserrat" w:hAnsi="Montserrat"/>
           <w:sz w:val="18"/>
           <w:szCs w:val="18"/>
-        </w:rPr>
-        <w:t>{длительность поставки – сегодняшняя дата}</w:t>
+          <w:lang w:val="en-US"/>
+        </w:rPr>
+        <w:t>$</w:t>
+      </w:r>
+      <w:r>
+        <w:rPr>
+          <w:rFonts w:ascii="Montserrat" w:hAnsi="Montserrat"/>
+          <w:sz w:val="18"/>
+          <w:szCs w:val="18"/>
+        </w:rPr>
+        <w:t>{длительность}</w:t>
       </w:r>
     </w:p>
     <w:p>
@@ -1098,8 +1156,42 @@
           <w:sz w:val="20"/>
           <w:szCs w:val="20"/>
         </w:rPr>
-        <w:t>Хайдаров Шерхон Акбарович</w:t>
-      </w:r>
+        <w:t xml:space="preserve">Хайдаров </w:t>
+      </w:r>
+      <w:proofErr w:type="spellStart"/>
+      <w:r>
+        <w:rPr>
+          <w:rFonts w:ascii="Montserrat" w:hAnsi="Montserrat"/>
+          <w:b/>
+          <w:bCs/>
+          <w:sz w:val="20"/>
+          <w:szCs w:val="20"/>
+        </w:rPr>
+        <w:t>Шерхон</w:t>
+      </w:r>
+      <w:proofErr w:type="spellEnd"/>
+      <w:r>
+        <w:rPr>
+          <w:rFonts w:ascii="Montserrat" w:hAnsi="Montserrat"/>
+          <w:b/>
+          <w:bCs/>
+          <w:sz w:val="20"/>
+          <w:szCs w:val="20"/>
+        </w:rPr>
+        <w:t xml:space="preserve"> </w:t>
+      </w:r>
+      <w:proofErr w:type="spellStart"/>
+      <w:r>
+        <w:rPr>
+          <w:rFonts w:ascii="Montserrat" w:hAnsi="Montserrat"/>
+          <w:b/>
+          <w:bCs/>
+          <w:sz w:val="20"/>
+          <w:szCs w:val="20"/>
+        </w:rPr>
+        <w:t>Акбарович</w:t>
+      </w:r>
+      <w:proofErr w:type="spellEnd"/>
     </w:p>
     <w:p>
       <w:pPr>
@@ -1727,7 +1819,43 @@
         <w:sz w:val="18"/>
         <w:szCs w:val="18"/>
       </w:rPr>
-      <w:t>Адрес: РУз г. Ташкент 100115, Чиланзарский р-н, Ц-квартал, д.47, кв. 41</w:t>
+      <w:t xml:space="preserve">Адрес: </w:t>
+    </w:r>
+    <w:proofErr w:type="spellStart"/>
+    <w:r>
+      <w:rPr>
+        <w:rFonts w:ascii="Montserrat" w:hAnsi="Montserrat" w:cs="Times New Roman"/>
+        <w:sz w:val="18"/>
+        <w:szCs w:val="18"/>
+      </w:rPr>
+      <w:t>РУз</w:t>
+    </w:r>
+    <w:proofErr w:type="spellEnd"/>
+    <w:r>
+      <w:rPr>
+        <w:rFonts w:ascii="Montserrat" w:hAnsi="Montserrat" w:cs="Times New Roman"/>
+        <w:sz w:val="18"/>
+        <w:szCs w:val="18"/>
+      </w:rPr>
+      <w:t xml:space="preserve"> г. Ташкент 100115, </w:t>
+    </w:r>
+    <w:proofErr w:type="spellStart"/>
+    <w:r>
+      <w:rPr>
+        <w:rFonts w:ascii="Montserrat" w:hAnsi="Montserrat" w:cs="Times New Roman"/>
+        <w:sz w:val="18"/>
+        <w:szCs w:val="18"/>
+      </w:rPr>
+      <w:t>Чиланзарский</w:t>
+    </w:r>
+    <w:proofErr w:type="spellEnd"/>
+    <w:r>
+      <w:rPr>
+        <w:rFonts w:ascii="Montserrat" w:hAnsi="Montserrat" w:cs="Times New Roman"/>
+        <w:sz w:val="18"/>
+        <w:szCs w:val="18"/>
+      </w:rPr>
+      <w:t xml:space="preserve"> р-н, Ц-квартал, д.47, кв. 41</w:t>
     </w:r>
   </w:p>
   <w:p>
